--- a/2026-08-16 — Toledo's שמחתי, Adam HaRishon's Sunrise, and the Machzor Vitry's Nishmas Rebuttal — styled.docx
+++ b/2026-08-16 — Toledo's שמחתי, Adam HaRishon's Sunrise, and the Machzor Vitry's Nishmas Rebuttal — styled.docx
@@ -2922,17 +2922,17 @@
           <w:color w:val="1A1A1A"/>
           <w:sz w:val="22"/>
         </w:rPr>
-        <w:t>"יָדֶיךָ דָּמִים מָלֵאוּ"</w:t>
-      </w:r>
-      <w:r>
-        <w:rPr>
-          <w:rFonts w:ascii="Georgia" w:hAnsi="Georgia" w:cs="SBL Hebrew" w:eastAsia="Georgia"/>
-          <w:b w:val="0"/>
-          <w:i w:val="0"/>
-          <w:color w:val="1A1A1A"/>
-          <w:sz w:val="22"/>
-        </w:rPr>
-        <w:t>, hands full of blood, even the blood of Golyus and the Plishtim, disqualified him. Only Shlomo, his son, would build.</w:t>
+        <w:t>"דָּמִים לָרֹב שָׁפַכְתָּ"</w:t>
+      </w:r>
+      <w:r>
+        <w:rPr>
+          <w:rFonts w:ascii="Georgia" w:hAnsi="Georgia" w:cs="SBL Hebrew" w:eastAsia="Georgia"/>
+          <w:b w:val="0"/>
+          <w:i w:val="0"/>
+          <w:color w:val="1A1A1A"/>
+          <w:sz w:val="22"/>
+        </w:rPr>
+        <w:t xml:space="preserve"> (דברי הימים א' כ״ב:ח), hands stained with the blood even of Golyus and the Plishtim disqualified him. Only Shlomo, his son, would build.</w:t>
         <w:br/>
       </w:r>
     </w:p>
@@ -9713,7 +9713,7 @@
           <w:color w:val="1A1A1A"/>
           <w:sz w:val="21"/>
         </w:rPr>
-        <w:t>נביא</w:t>
+        <w:t>דברי הימים א' כ״ב:ח</w:t>
       </w:r>
       <w:r>
         <w:rPr>
@@ -9733,7 +9733,7 @@
           <w:color w:val="1A1A1A"/>
           <w:sz w:val="21"/>
         </w:rPr>
-        <w:t>"יָדֶיךָ דָּמִים מָלֵאוּ"</w:t>
+        <w:t>"דָּמִים לָרֹב שָׁפַכְתָּ וּמִלְחָמוֹת גְּדֹלוֹת עָשִׂיתָ; לֹא תִבְנֶה בַיִת לִשְׁמִי"</w:t>
       </w:r>
       <w:r>
         <w:rPr>
@@ -9743,7 +9743,7 @@
           <w:color w:val="1A1A1A"/>
           <w:sz w:val="21"/>
         </w:rPr>
-        <w:t xml:space="preserve">, דברי הימים א' כ״ב:ח) that he himself would not build the Mikdash — that Shlomo would. The nation understood this too, and their impatience for the Mikdash's construction focused on his lifespan. His response — </w:t>
+        <w:t xml:space="preserve">) that he himself would not build the Mikdash — that Shlomo would. The nation understood this too, and their impatience for the Mikdash's construction focused on his lifespan. His response — </w:t>
       </w:r>
       <w:r>
         <w:rPr>
